--- a/документация/тз мобилка.docx
+++ b/документация/тз мобилка.docx
@@ -7549,6 +7549,12 @@
           <w:lang w:val="ru-RU"/>
         </w:rPr>
         <w:t>Диаграмма использования</w:t>
+      </w:r>
+      <w:r>
+        <w:rPr>
+          <w:lang w:val="ru-RU"/>
+        </w:rPr>
+        <w:t xml:space="preserve"> и компонентов</w:t>
       </w:r>
     </w:p>
     <w:p>
@@ -7666,10 +7672,11 @@
       </w:r>
       <w:r>
         <w:rPr>
+          <w:noProof/>
           <w:lang w:val="ru-RU"/>
         </w:rPr>
         <w:drawing>
-          <wp:anchor distT="0" distB="0" distL="114300" distR="114300" simplePos="0" relativeHeight="251658752" behindDoc="0" locked="0" layoutInCell="1" allowOverlap="1">
+          <wp:anchor distT="0" distB="0" distL="114300" distR="114300" simplePos="0" relativeHeight="251656192" behindDoc="0" locked="0" layoutInCell="1" allowOverlap="1" wp14:anchorId="55DC708F" wp14:editId="04D6F492">
             <wp:simplePos x="0" y="0"/>
             <wp:positionH relativeFrom="column">
               <wp:posOffset>327660</wp:posOffset>
@@ -7734,9 +7741,128 @@
       </w:pPr>
       <w:r>
         <w:rPr>
+          <w:noProof/>
           <w:lang w:val="ru-RU"/>
         </w:rPr>
         <w:lastRenderedPageBreak/>
+        <w:pict>
+          <v:shape id="_x0000_s1031" type="#_x0000_t202" style="position:absolute;left:0;text-align:left;margin-left:136.95pt;margin-top:283.3pt;width:222pt;height:16.1pt;z-index:251663360;visibility:visible;mso-wrap-distance-left:9pt;mso-wrap-distance-top:0;mso-wrap-distance-right:9pt;mso-wrap-distance-bottom:0;mso-position-horizontal-relative:text;mso-position-vertical-relative:text;mso-width-relative:margin;v-text-anchor:top" o:gfxdata="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" stroked="f">
+            <v:textbox style="mso-next-textbox:#_x0000_s1031;mso-fit-shape-to-text:t" inset="0,0,0,0">
+              <w:txbxContent>
+                <w:p>
+                  <w:pPr>
+                    <w:pStyle w:val="a9"/>
+                    <w:spacing w:after="0"/>
+                    <w:ind w:firstLine="0"/>
+                    <w:jc w:val="left"/>
+                    <w:rPr>
+                      <w:rFonts w:ascii="Times New Roman" w:hAnsi="Times New Roman" w:cs="Times New Roman"/>
+                      <w:i w:val="0"/>
+                      <w:noProof/>
+                      <w:color w:val="auto"/>
+                      <w:sz w:val="28"/>
+                      <w:szCs w:val="28"/>
+                    </w:rPr>
+                  </w:pPr>
+                  <w:r>
+                    <w:rPr>
+                      <w:rFonts w:ascii="Times New Roman" w:hAnsi="Times New Roman" w:cs="Times New Roman"/>
+                      <w:i w:val="0"/>
+                      <w:color w:val="auto"/>
+                      <w:sz w:val="28"/>
+                      <w:szCs w:val="28"/>
+                    </w:rPr>
+                    <w:t xml:space="preserve">Рисунок </w:t>
+                  </w:r>
+                  <w:r>
+                    <w:rPr>
+                      <w:rFonts w:ascii="Times New Roman" w:hAnsi="Times New Roman" w:cs="Times New Roman"/>
+                      <w:i w:val="0"/>
+                      <w:color w:val="auto"/>
+                      <w:sz w:val="28"/>
+                      <w:szCs w:val="28"/>
+                    </w:rPr>
+                    <w:t>2 – диаграмма компонентов</w:t>
+                  </w:r>
+                </w:p>
+              </w:txbxContent>
+            </v:textbox>
+            <w10:wrap type="topAndBottom"/>
+          </v:shape>
+        </w:pict>
+      </w:r>
+      <w:r>
+        <w:rPr>
+          <w:lang w:val="ru-RU"/>
+        </w:rPr>
+        <w:drawing>
+          <wp:anchor distT="0" distB="0" distL="114300" distR="114300" simplePos="0" relativeHeight="251659264" behindDoc="0" locked="0" layoutInCell="1" allowOverlap="1" wp14:anchorId="78019643" wp14:editId="6FEE7AE7">
+            <wp:simplePos x="0" y="0"/>
+            <wp:positionH relativeFrom="column">
+              <wp:posOffset>243840</wp:posOffset>
+            </wp:positionH>
+            <wp:positionV relativeFrom="paragraph">
+              <wp:posOffset>-274320</wp:posOffset>
+            </wp:positionV>
+            <wp:extent cx="5943600" cy="3823970"/>
+            <wp:effectExtent l="0" t="0" r="0" b="0"/>
+            <wp:wrapTopAndBottom/>
+            <wp:docPr id="3" name="Рисунок 3"/>
+            <wp:cNvGraphicFramePr>
+              <a:graphicFrameLocks xmlns:a="http://schemas.openxmlformats.org/drawingml/2006/main" noChangeAspect="1"/>
+            </wp:cNvGraphicFramePr>
+            <a:graphic xmlns:a="http://schemas.openxmlformats.org/drawingml/2006/main">
+              <a:graphicData uri="http://schemas.openxmlformats.org/drawingml/2006/picture">
+                <pic:pic xmlns:pic="http://schemas.openxmlformats.org/drawingml/2006/picture">
+                  <pic:nvPicPr>
+                    <pic:cNvPr id="1" name=""/>
+                    <pic:cNvPicPr/>
+                  </pic:nvPicPr>
+                  <pic:blipFill>
+                    <a:blip r:embed="rId6">
+                      <a:extLst>
+                        <a:ext uri="{28A0092B-C50C-407E-A947-70E740481C1C}">
+                          <a14:useLocalDpi xmlns:a14="http://schemas.microsoft.com/office/drawing/2010/main" val="0"/>
+                        </a:ext>
+                      </a:extLst>
+                    </a:blip>
+                    <a:stretch>
+                      <a:fillRect/>
+                    </a:stretch>
+                  </pic:blipFill>
+                  <pic:spPr>
+                    <a:xfrm>
+                      <a:off x="0" y="0"/>
+                      <a:ext cx="5943600" cy="3823970"/>
+                    </a:xfrm>
+                    <a:prstGeom prst="rect">
+                      <a:avLst/>
+                    </a:prstGeom>
+                  </pic:spPr>
+                </pic:pic>
+              </a:graphicData>
+            </a:graphic>
+            <wp14:sizeRelH relativeFrom="page">
+              <wp14:pctWidth>0</wp14:pctWidth>
+            </wp14:sizeRelH>
+            <wp14:sizeRelV relativeFrom="page">
+              <wp14:pctHeight>0</wp14:pctHeight>
+            </wp14:sizeRelV>
+          </wp:anchor>
+        </w:drawing>
+      </w:r>
+    </w:p>
+    <w:p>
+      <w:pPr>
+        <w:pStyle w:val="2"/>
+        <w:rPr>
+          <w:lang w:val="ru-RU"/>
+        </w:rPr>
+      </w:pPr>
+      <w:r>
+        <w:rPr>
+          <w:lang w:val="ru-RU"/>
+        </w:rPr>
         <w:t>1</w:t>
       </w:r>
       <w:r>
@@ -7757,8 +7883,6 @@
         </w:rPr>
         <w:t>Аналоги</w:t>
       </w:r>
-      <w:bookmarkStart w:id="0" w:name="_GoBack"/>
-      <w:bookmarkEnd w:id="0"/>
     </w:p>
     <w:p>
       <w:pPr>
@@ -8296,6 +8420,7 @@
           <w:szCs w:val="28"/>
           <w:lang w:val="ru-RU"/>
         </w:rPr>
+        <w:lastRenderedPageBreak/>
         <w:t>хранение истории обходов и проверок.</w:t>
       </w:r>
     </w:p>
@@ -8422,6 +8547,8 @@
           <w:lang w:val="ru-RU"/>
         </w:rPr>
       </w:pPr>
+      <w:bookmarkStart w:id="0" w:name="_GoBack"/>
+      <w:bookmarkEnd w:id="0"/>
       <w:r>
         <w:rPr>
           <w:noProof/>
@@ -8429,6 +8556,151 @@
         <w:lastRenderedPageBreak/>
         <w:pict>
           <v:shape id="Надпись 4" o:spid="_x0000_s1027" type="#_x0000_t202" style="position:absolute;left:0;text-align:left;margin-left:184.35pt;margin-top:592.6pt;width:122.4pt;height:16.1pt;z-index:251659264;visibility:visible;mso-wrap-style:square;mso-width-percent:0;mso-wrap-distance-left:9pt;mso-wrap-distance-top:0;mso-wrap-distance-right:9pt;mso-wrap-distance-bottom:0;mso-position-horizontal-relative:text;mso-position-vertical-relative:text;mso-width-percent:0;mso-width-relative:margin;v-text-anchor:top" o:gfxdata="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" stroked="f">
+            <v:textbox style="mso-fit-shape-to-text:t" inset="0,0,0,0">
+              <w:txbxContent>
+                <w:p>
+                  <w:pPr>
+                    <w:pStyle w:val="a9"/>
+                    <w:spacing w:after="0"/>
+                    <w:ind w:firstLine="0"/>
+                    <w:jc w:val="left"/>
+                    <w:rPr>
+                      <w:rFonts w:ascii="Times New Roman" w:hAnsi="Times New Roman" w:cs="Times New Roman"/>
+                      <w:i w:val="0"/>
+                      <w:noProof/>
+                      <w:color w:val="auto"/>
+                      <w:sz w:val="28"/>
+                      <w:szCs w:val="28"/>
+                    </w:rPr>
+                  </w:pPr>
+                  <w:r>
+                    <w:rPr>
+                      <w:rFonts w:ascii="Times New Roman" w:hAnsi="Times New Roman" w:cs="Times New Roman"/>
+                      <w:i w:val="0"/>
+                      <w:color w:val="auto"/>
+                      <w:sz w:val="28"/>
+                      <w:szCs w:val="28"/>
+                    </w:rPr>
+                    <w:t xml:space="preserve">Рисунок </w:t>
+                  </w:r>
+                  <w:r>
+                    <w:rPr>
+                      <w:rFonts w:ascii="Times New Roman" w:hAnsi="Times New Roman" w:cs="Times New Roman"/>
+                      <w:i w:val="0"/>
+                      <w:color w:val="auto"/>
+                      <w:sz w:val="28"/>
+                      <w:szCs w:val="28"/>
+                    </w:rPr>
+                    <w:t>4</w:t>
+                  </w:r>
+                  <w:r>
+                    <w:rPr>
+                      <w:rFonts w:ascii="Times New Roman" w:hAnsi="Times New Roman" w:cs="Times New Roman"/>
+                      <w:i w:val="0"/>
+                      <w:color w:val="auto"/>
+                      <w:sz w:val="28"/>
+                      <w:szCs w:val="28"/>
+                    </w:rPr>
+                    <w:t xml:space="preserve"> –</w:t>
+                  </w:r>
+                  <w:r>
+                    <w:rPr>
+                      <w:rFonts w:ascii="Times New Roman" w:hAnsi="Times New Roman" w:cs="Times New Roman"/>
+                      <w:i w:val="0"/>
+                      <w:color w:val="auto"/>
+                      <w:sz w:val="28"/>
+                      <w:szCs w:val="28"/>
+                    </w:rPr>
+                    <w:t xml:space="preserve"> </w:t>
+                  </w:r>
+                  <w:proofErr w:type="spellStart"/>
+                  <w:r>
+                    <w:rPr>
+                      <w:rFonts w:ascii="Times New Roman" w:hAnsi="Times New Roman" w:cs="Times New Roman"/>
+                      <w:i w:val="0"/>
+                      <w:color w:val="auto"/>
+                      <w:sz w:val="28"/>
+                      <w:szCs w:val="28"/>
+                    </w:rPr>
+                    <w:t>Детур</w:t>
+                  </w:r>
+                  <w:proofErr w:type="spellEnd"/>
+                </w:p>
+              </w:txbxContent>
+            </v:textbox>
+            <w10:wrap type="topAndBottom"/>
+          </v:shape>
+        </w:pict>
+      </w:r>
+      <w:r>
+        <w:rPr>
+          <w:rFonts w:cs="Times New Roman"/>
+          <w:noProof/>
+          <w:szCs w:val="28"/>
+          <w:lang w:val="ru-RU"/>
+        </w:rPr>
+        <w:drawing>
+          <wp:anchor distT="0" distB="0" distL="114300" distR="114300" simplePos="0" relativeHeight="251657216" behindDoc="0" locked="0" layoutInCell="1" allowOverlap="1" wp14:anchorId="3F15F637" wp14:editId="48936975">
+            <wp:simplePos x="0" y="0"/>
+            <wp:positionH relativeFrom="column">
+              <wp:posOffset>414655</wp:posOffset>
+            </wp:positionH>
+            <wp:positionV relativeFrom="paragraph">
+              <wp:posOffset>4370070</wp:posOffset>
+            </wp:positionV>
+            <wp:extent cx="5940425" cy="3173095"/>
+            <wp:effectExtent l="0" t="0" r="3175" b="8255"/>
+            <wp:wrapTopAndBottom/>
+            <wp:docPr id="2" name="Рисунок 2"/>
+            <wp:cNvGraphicFramePr>
+              <a:graphicFrameLocks xmlns:a="http://schemas.openxmlformats.org/drawingml/2006/main" noChangeAspect="1"/>
+            </wp:cNvGraphicFramePr>
+            <a:graphic xmlns:a="http://schemas.openxmlformats.org/drawingml/2006/main">
+              <a:graphicData uri="http://schemas.openxmlformats.org/drawingml/2006/picture">
+                <pic:pic xmlns:pic="http://schemas.openxmlformats.org/drawingml/2006/picture">
+                  <pic:nvPicPr>
+                    <pic:cNvPr id="1" name=""/>
+                    <pic:cNvPicPr/>
+                  </pic:nvPicPr>
+                  <pic:blipFill>
+                    <a:blip r:embed="rId7" cstate="print">
+                      <a:extLst>
+                        <a:ext uri="{28A0092B-C50C-407E-A947-70E740481C1C}">
+                          <a14:useLocalDpi xmlns:a14="http://schemas.microsoft.com/office/drawing/2010/main" val="0"/>
+                        </a:ext>
+                      </a:extLst>
+                    </a:blip>
+                    <a:stretch>
+                      <a:fillRect/>
+                    </a:stretch>
+                  </pic:blipFill>
+                  <pic:spPr>
+                    <a:xfrm>
+                      <a:off x="0" y="0"/>
+                      <a:ext cx="5940425" cy="3173095"/>
+                    </a:xfrm>
+                    <a:prstGeom prst="rect">
+                      <a:avLst/>
+                    </a:prstGeom>
+                  </pic:spPr>
+                </pic:pic>
+              </a:graphicData>
+            </a:graphic>
+            <wp14:sizeRelH relativeFrom="page">
+              <wp14:pctWidth>0</wp14:pctWidth>
+            </wp14:sizeRelH>
+            <wp14:sizeRelV relativeFrom="page">
+              <wp14:pctHeight>0</wp14:pctHeight>
+            </wp14:sizeRelV>
+          </wp:anchor>
+        </w:drawing>
+      </w:r>
+      <w:r>
+        <w:rPr>
+          <w:noProof/>
+        </w:rPr>
+        <w:pict>
+          <v:shape id="Надпись 3" o:spid="_x0000_s1026" type="#_x0000_t202" style="position:absolute;left:0;text-align:left;margin-left:182.55pt;margin-top:315.6pt;width:156pt;height:16.1pt;z-index:251658240;visibility:visible;mso-wrap-style:square;mso-width-percent:0;mso-wrap-distance-left:9pt;mso-wrap-distance-top:0;mso-wrap-distance-right:9pt;mso-wrap-distance-bottom:0;mso-position-horizontal-relative:text;mso-position-vertical-relative:text;mso-width-percent:0;mso-width-relative:margin;v-text-anchor:top" o:gfxdata="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" stroked="f">
             <v:textbox style="mso-fit-shape-to-text:t" inset="0,0,0,0">
               <w:txbxContent>
                 <w:p>
@@ -8474,151 +8746,6 @@
                       <w:sz w:val="28"/>
                       <w:szCs w:val="28"/>
                     </w:rPr>
-                    <w:t xml:space="preserve"> –</w:t>
-                  </w:r>
-                  <w:r>
-                    <w:rPr>
-                      <w:rFonts w:ascii="Times New Roman" w:hAnsi="Times New Roman" w:cs="Times New Roman"/>
-                      <w:i w:val="0"/>
-                      <w:color w:val="auto"/>
-                      <w:sz w:val="28"/>
-                      <w:szCs w:val="28"/>
-                    </w:rPr>
-                    <w:t xml:space="preserve"> </w:t>
-                  </w:r>
-                  <w:proofErr w:type="spellStart"/>
-                  <w:r>
-                    <w:rPr>
-                      <w:rFonts w:ascii="Times New Roman" w:hAnsi="Times New Roman" w:cs="Times New Roman"/>
-                      <w:i w:val="0"/>
-                      <w:color w:val="auto"/>
-                      <w:sz w:val="28"/>
-                      <w:szCs w:val="28"/>
-                    </w:rPr>
-                    <w:t>Детур</w:t>
-                  </w:r>
-                  <w:proofErr w:type="spellEnd"/>
-                </w:p>
-              </w:txbxContent>
-            </v:textbox>
-            <w10:wrap type="topAndBottom"/>
-          </v:shape>
-        </w:pict>
-      </w:r>
-      <w:r>
-        <w:rPr>
-          <w:rFonts w:cs="Times New Roman"/>
-          <w:noProof/>
-          <w:szCs w:val="28"/>
-          <w:lang w:val="ru-RU"/>
-        </w:rPr>
-        <w:drawing>
-          <wp:anchor distT="0" distB="0" distL="114300" distR="114300" simplePos="0" relativeHeight="251657216" behindDoc="0" locked="0" layoutInCell="1" allowOverlap="1" wp14:anchorId="3F15F637" wp14:editId="48936975">
-            <wp:simplePos x="0" y="0"/>
-            <wp:positionH relativeFrom="column">
-              <wp:posOffset>414655</wp:posOffset>
-            </wp:positionH>
-            <wp:positionV relativeFrom="paragraph">
-              <wp:posOffset>4370070</wp:posOffset>
-            </wp:positionV>
-            <wp:extent cx="5940425" cy="3173095"/>
-            <wp:effectExtent l="0" t="0" r="3175" b="8255"/>
-            <wp:wrapTopAndBottom/>
-            <wp:docPr id="2" name="Рисунок 2"/>
-            <wp:cNvGraphicFramePr>
-              <a:graphicFrameLocks xmlns:a="http://schemas.openxmlformats.org/drawingml/2006/main" noChangeAspect="1"/>
-            </wp:cNvGraphicFramePr>
-            <a:graphic xmlns:a="http://schemas.openxmlformats.org/drawingml/2006/main">
-              <a:graphicData uri="http://schemas.openxmlformats.org/drawingml/2006/picture">
-                <pic:pic xmlns:pic="http://schemas.openxmlformats.org/drawingml/2006/picture">
-                  <pic:nvPicPr>
-                    <pic:cNvPr id="1" name=""/>
-                    <pic:cNvPicPr/>
-                  </pic:nvPicPr>
-                  <pic:blipFill>
-                    <a:blip r:embed="rId6" cstate="print">
-                      <a:extLst>
-                        <a:ext uri="{28A0092B-C50C-407E-A947-70E740481C1C}">
-                          <a14:useLocalDpi xmlns:a14="http://schemas.microsoft.com/office/drawing/2010/main" val="0"/>
-                        </a:ext>
-                      </a:extLst>
-                    </a:blip>
-                    <a:stretch>
-                      <a:fillRect/>
-                    </a:stretch>
-                  </pic:blipFill>
-                  <pic:spPr>
-                    <a:xfrm>
-                      <a:off x="0" y="0"/>
-                      <a:ext cx="5940425" cy="3173095"/>
-                    </a:xfrm>
-                    <a:prstGeom prst="rect">
-                      <a:avLst/>
-                    </a:prstGeom>
-                  </pic:spPr>
-                </pic:pic>
-              </a:graphicData>
-            </a:graphic>
-            <wp14:sizeRelH relativeFrom="page">
-              <wp14:pctWidth>0</wp14:pctWidth>
-            </wp14:sizeRelH>
-            <wp14:sizeRelV relativeFrom="page">
-              <wp14:pctHeight>0</wp14:pctHeight>
-            </wp14:sizeRelV>
-          </wp:anchor>
-        </w:drawing>
-      </w:r>
-      <w:r>
-        <w:rPr>
-          <w:noProof/>
-        </w:rPr>
-        <w:pict>
-          <v:shape id="Надпись 3" o:spid="_x0000_s1026" type="#_x0000_t202" style="position:absolute;left:0;text-align:left;margin-left:182.55pt;margin-top:315.6pt;width:156pt;height:16.1pt;z-index:251658240;visibility:visible;mso-wrap-style:square;mso-width-percent:0;mso-wrap-distance-left:9pt;mso-wrap-distance-top:0;mso-wrap-distance-right:9pt;mso-wrap-distance-bottom:0;mso-position-horizontal-relative:text;mso-position-vertical-relative:text;mso-width-percent:0;mso-width-relative:margin;v-text-anchor:top" o:gfxdata="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" stroked="f">
-            <v:textbox style="mso-fit-shape-to-text:t" inset="0,0,0,0">
-              <w:txbxContent>
-                <w:p>
-                  <w:pPr>
-                    <w:pStyle w:val="a9"/>
-                    <w:spacing w:after="0"/>
-                    <w:ind w:firstLine="0"/>
-                    <w:jc w:val="left"/>
-                    <w:rPr>
-                      <w:rFonts w:ascii="Times New Roman" w:hAnsi="Times New Roman" w:cs="Times New Roman"/>
-                      <w:i w:val="0"/>
-                      <w:noProof/>
-                      <w:color w:val="auto"/>
-                      <w:sz w:val="28"/>
-                      <w:szCs w:val="28"/>
-                    </w:rPr>
-                  </w:pPr>
-                  <w:r>
-                    <w:rPr>
-                      <w:rFonts w:ascii="Times New Roman" w:hAnsi="Times New Roman" w:cs="Times New Roman"/>
-                      <w:i w:val="0"/>
-                      <w:color w:val="auto"/>
-                      <w:sz w:val="28"/>
-                      <w:szCs w:val="28"/>
-                    </w:rPr>
-                    <w:t xml:space="preserve">Рисунок </w:t>
-                  </w:r>
-                  <w:r>
-                    <w:rPr>
-                      <w:rFonts w:ascii="Times New Roman" w:hAnsi="Times New Roman" w:cs="Times New Roman"/>
-                      <w:i w:val="0"/>
-                      <w:color w:val="auto"/>
-                      <w:sz w:val="28"/>
-                      <w:szCs w:val="28"/>
-                    </w:rPr>
-                    <w:t>2</w:t>
-                  </w:r>
-                  <w:r>
-                    <w:rPr>
-                      <w:rFonts w:ascii="Times New Roman" w:hAnsi="Times New Roman" w:cs="Times New Roman"/>
-                      <w:i w:val="0"/>
-                      <w:color w:val="auto"/>
-                      <w:sz w:val="28"/>
-                      <w:szCs w:val="28"/>
-                    </w:rPr>
                     <w:t xml:space="preserve"> – </w:t>
                   </w:r>
                   <w:proofErr w:type="spellStart"/>
@@ -8681,7 +8808,7 @@
                     <pic:cNvPicPr/>
                   </pic:nvPicPr>
                   <pic:blipFill>
-                    <a:blip r:embed="rId7">
+                    <a:blip r:embed="rId8">
                       <a:extLst>
                         <a:ext uri="{28A0092B-C50C-407E-A947-70E740481C1C}">
                           <a14:useLocalDpi xmlns:a14="http://schemas.microsoft.com/office/drawing/2010/main" val="0"/>
